--- a/fra/docx/32.content.docx
+++ b/fra/docx/32.content.docx
@@ -136,13 +136,6 @@
         <w:rPr>
           <w:lang w:val="fr_FR" w:bidi="fr_FR"/>
         </w:rPr>
-      </w:r>
-      <w:r>
-        <w:rPr>
-          <w:i/>
-          <w:lang w:val="fr_FR" w:bidi="fr_FR"/>
-        </w:rPr>
-        <w:t>Jonas 1.2, Jonas 1.3, Jonas 1.4, Jonas 1.5, Jonas 1.7, Jonas 1.7 (#2), Jonas 1.10, Jonas 1.12, Jonas 1.14, Jonas 1.15, Jonas 2.1, Jonas 2.2, Jonas 2.5, Jonas 2.7, Jonas 2.9, Jonas 2.10, Jonas 2.10 (#2), Jonas 2.11, Jonas 3.2, Jonas 3.3, Jonas 3.4, Jonas 3.5 (#1), Jonas 3.5 (#3), Jonas 3.5 (#2), Jonas 3.6 (#1), Jonas 3.6 (#2), Jonas 3.7 (#1), Jonas 3.7 (#2), Jonas 3.8, Jonas 3.9, Jonas 3.10, Jonas 4.1, Jonas 4.2, Jonas 4.3, Jonas 4.4, Jonas 4.5, Jonas 4.6, Jonas 4.7, Jonas 4.9, Jonas 4.10, Jonas 4.11</w:t>
       </w:r>
       <w:r>
         <w:rPr>

--- a/fra/docx/32.content.docx
+++ b/fra/docx/32.content.docx
@@ -123,19 +123,6 @@
           <w:lang w:val="fr_FR" w:bidi="fr_FR"/>
         </w:rPr>
         <w:t>JON</w:t>
-      </w:r>
-      <w:r>
-        <w:rPr>
-          <w:lang w:val="fr_FR" w:bidi="fr_FR"/>
-        </w:rPr>
-      </w:r>
-    </w:p>
-    <w:p>
-      <w:pPr/>
-      <w:r>
-        <w:rPr>
-          <w:lang w:val="fr_FR" w:bidi="fr_FR"/>
-        </w:rPr>
       </w:r>
       <w:r>
         <w:rPr>

--- a/fra/docx/32.content.docx
+++ b/fra/docx/32.content.docx
@@ -19,7 +19,7 @@
         <w:rPr>
           <w:lang w:val="fr_FR" w:bidi="fr_FR"/>
         </w:rPr>
-        <w:t>Resource: Questions de Traduction (unfoldingWord)</w:t>
+        <w:t>Resource: unfoldingWord® Translation Questions</w:t>
       </w:r>
       <w:r>
         <w:rPr>
@@ -85,7 +85,7 @@
         <w:rPr>
           <w:lang w:val="fr_FR" w:bidi="fr_FR"/>
         </w:rPr>
-        <w:t>Questions de Traduction (unfoldingWord)</w:t>
+        <w:t>unfoldingWord® Translation Questions</w:t>
       </w:r>
     </w:p>
     <w:p>
